--- a/Phase Wise Documentation/06_Project_Testing/Phase_06_Project_Testing.docx
+++ b/Phase Wise Documentation/06_Project_Testing/Phase_06_Project_Testing.docx
@@ -70,7 +70,6 @@
         <w:tc>
           <w:tcPr>
             <w:tcW w:type="dxa" w:w="2232"/>
-            <w:shd w:fill="16324F"/>
             <w:vAlign w:val="center"/>
             <w:tcMar>
               <w:top w:w="100" w:type="dxa"/>
@@ -78,11 +77,13 @@
               <w:bottom w:w="100" w:type="dxa"/>
               <w:end w:w="110" w:type="dxa"/>
             </w:tcMar>
+            <w:shd w:fill="16324F"/>
           </w:tcPr>
           <w:p>
             <w:pPr>
               <w:jc w:val="center"/>
             </w:pPr>
+            <w:r/>
             <w:r>
               <w:rPr>
                 <w:rFonts w:ascii="Aptos" w:hAnsi="Aptos"/>
@@ -97,7 +98,6 @@
         <w:tc>
           <w:tcPr>
             <w:tcW w:type="dxa" w:w="7560"/>
-            <w:shd w:fill="16324F"/>
             <w:vAlign w:val="center"/>
             <w:tcMar>
               <w:top w:w="100" w:type="dxa"/>
@@ -105,11 +105,13 @@
               <w:bottom w:w="100" w:type="dxa"/>
               <w:end w:w="110" w:type="dxa"/>
             </w:tcMar>
+            <w:shd w:fill="16324F"/>
           </w:tcPr>
           <w:p>
             <w:pPr>
               <w:jc w:val="center"/>
             </w:pPr>
+            <w:r/>
             <w:r>
               <w:rPr>
                 <w:rFonts w:ascii="Aptos" w:hAnsi="Aptos"/>
@@ -141,9 +143,11 @@
             <w:pPr>
               <w:jc w:val="left"/>
             </w:pPr>
+            <w:r/>
             <w:r>
               <w:rPr>
                 <w:rFonts w:ascii="Aptos" w:hAnsi="Aptos"/>
+                <w:b w:val="0"/>
                 <w:color w:val="000000"/>
                 <w:sz w:val="19"/>
               </w:rPr>
@@ -166,9 +170,11 @@
             <w:pPr>
               <w:jc w:val="left"/>
             </w:pPr>
+            <w:r/>
             <w:r>
               <w:rPr>
                 <w:rFonts w:ascii="Aptos" w:hAnsi="Aptos"/>
+                <w:b w:val="0"/>
                 <w:color w:val="000000"/>
                 <w:sz w:val="19"/>
               </w:rPr>
@@ -184,7 +190,6 @@
         <w:tc>
           <w:tcPr>
             <w:tcW w:type="dxa" w:w="2232"/>
-            <w:shd w:fill="F8FAFC"/>
             <w:vAlign w:val="center"/>
             <w:tcMar>
               <w:top w:w="100" w:type="dxa"/>
@@ -192,14 +197,17 @@
               <w:bottom w:w="100" w:type="dxa"/>
               <w:end w:w="110" w:type="dxa"/>
             </w:tcMar>
+            <w:shd w:fill="F8FAFC"/>
           </w:tcPr>
           <w:p>
             <w:pPr>
               <w:jc w:val="left"/>
             </w:pPr>
+            <w:r/>
             <w:r>
               <w:rPr>
                 <w:rFonts w:ascii="Aptos" w:hAnsi="Aptos"/>
+                <w:b w:val="0"/>
                 <w:color w:val="000000"/>
                 <w:sz w:val="19"/>
               </w:rPr>
@@ -210,7 +218,6 @@
         <w:tc>
           <w:tcPr>
             <w:tcW w:type="dxa" w:w="7560"/>
-            <w:shd w:fill="F8FAFC"/>
             <w:vAlign w:val="center"/>
             <w:tcMar>
               <w:top w:w="100" w:type="dxa"/>
@@ -218,14 +225,17 @@
               <w:bottom w:w="100" w:type="dxa"/>
               <w:end w:w="110" w:type="dxa"/>
             </w:tcMar>
+            <w:shd w:fill="F8FAFC"/>
           </w:tcPr>
           <w:p>
             <w:pPr>
               <w:jc w:val="left"/>
             </w:pPr>
+            <w:r/>
             <w:r>
               <w:rPr>
                 <w:rFonts w:ascii="Aptos" w:hAnsi="Aptos"/>
+                <w:b w:val="0"/>
                 <w:color w:val="000000"/>
                 <w:sz w:val="19"/>
               </w:rPr>
@@ -253,9 +263,11 @@
             <w:pPr>
               <w:jc w:val="left"/>
             </w:pPr>
+            <w:r/>
             <w:r>
               <w:rPr>
                 <w:rFonts w:ascii="Aptos" w:hAnsi="Aptos"/>
+                <w:b w:val="0"/>
                 <w:color w:val="000000"/>
                 <w:sz w:val="19"/>
               </w:rPr>
@@ -278,9 +290,11 @@
             <w:pPr>
               <w:jc w:val="left"/>
             </w:pPr>
+            <w:r/>
             <w:r>
               <w:rPr>
                 <w:rFonts w:ascii="Aptos" w:hAnsi="Aptos"/>
+                <w:b w:val="0"/>
                 <w:color w:val="000000"/>
                 <w:sz w:val="19"/>
               </w:rPr>
@@ -296,7 +310,6 @@
         <w:tc>
           <w:tcPr>
             <w:tcW w:type="dxa" w:w="2232"/>
-            <w:shd w:fill="F8FAFC"/>
             <w:vAlign w:val="center"/>
             <w:tcMar>
               <w:top w:w="100" w:type="dxa"/>
@@ -304,14 +317,17 @@
               <w:bottom w:w="100" w:type="dxa"/>
               <w:end w:w="110" w:type="dxa"/>
             </w:tcMar>
+            <w:shd w:fill="F8FAFC"/>
           </w:tcPr>
           <w:p>
             <w:pPr>
               <w:jc w:val="left"/>
             </w:pPr>
+            <w:r/>
             <w:r>
               <w:rPr>
                 <w:rFonts w:ascii="Aptos" w:hAnsi="Aptos"/>
+                <w:b w:val="0"/>
                 <w:color w:val="000000"/>
                 <w:sz w:val="19"/>
               </w:rPr>
@@ -322,7 +338,6 @@
         <w:tc>
           <w:tcPr>
             <w:tcW w:type="dxa" w:w="7560"/>
-            <w:shd w:fill="F8FAFC"/>
             <w:vAlign w:val="center"/>
             <w:tcMar>
               <w:top w:w="100" w:type="dxa"/>
@@ -330,14 +345,17 @@
               <w:bottom w:w="100" w:type="dxa"/>
               <w:end w:w="110" w:type="dxa"/>
             </w:tcMar>
+            <w:shd w:fill="F8FAFC"/>
           </w:tcPr>
           <w:p>
             <w:pPr>
               <w:jc w:val="left"/>
             </w:pPr>
+            <w:r/>
             <w:r>
               <w:rPr>
                 <w:rFonts w:ascii="Aptos" w:hAnsi="Aptos"/>
+                <w:b w:val="0"/>
                 <w:color w:val="000000"/>
                 <w:sz w:val="19"/>
               </w:rPr>
@@ -365,13 +383,15 @@
             <w:pPr>
               <w:jc w:val="left"/>
             </w:pPr>
+            <w:r/>
             <w:r>
               <w:rPr>
                 <w:rFonts w:ascii="Aptos" w:hAnsi="Aptos"/>
+                <w:b w:val="0"/>
                 <w:color w:val="000000"/>
                 <w:sz w:val="19"/>
               </w:rPr>
-              <w:t>Team Leader</w:t>
+              <w:t>College</w:t>
             </w:r>
           </w:p>
         </w:tc>
@@ -390,13 +410,15 @@
             <w:pPr>
               <w:jc w:val="left"/>
             </w:pPr>
+            <w:r/>
             <w:r>
               <w:rPr>
                 <w:rFonts w:ascii="Aptos" w:hAnsi="Aptos"/>
+                <w:b w:val="0"/>
                 <w:color w:val="000000"/>
                 <w:sz w:val="19"/>
               </w:rPr>
-              <w:t>Parthiban M</w:t>
+              <w:t>DRBCCC Hindu College</w:t>
             </w:r>
           </w:p>
         </w:tc>
@@ -408,7 +430,6 @@
         <w:tc>
           <w:tcPr>
             <w:tcW w:type="dxa" w:w="2232"/>
-            <w:shd w:fill="F8FAFC"/>
             <w:vAlign w:val="center"/>
             <w:tcMar>
               <w:top w:w="100" w:type="dxa"/>
@@ -416,25 +437,27 @@
               <w:bottom w:w="100" w:type="dxa"/>
               <w:end w:w="110" w:type="dxa"/>
             </w:tcMar>
+            <w:shd w:fill="F8FAFC"/>
           </w:tcPr>
           <w:p>
             <w:pPr>
               <w:jc w:val="left"/>
             </w:pPr>
+            <w:r/>
             <w:r>
               <w:rPr>
                 <w:rFonts w:ascii="Aptos" w:hAnsi="Aptos"/>
+                <w:b w:val="0"/>
                 <w:color w:val="000000"/>
                 <w:sz w:val="19"/>
               </w:rPr>
-              <w:t>Team Members</w:t>
+              <w:t>Department</w:t>
             </w:r>
           </w:p>
         </w:tc>
         <w:tc>
           <w:tcPr>
             <w:tcW w:type="dxa" w:w="7560"/>
-            <w:shd w:fill="F8FAFC"/>
             <w:vAlign w:val="center"/>
             <w:tcMar>
               <w:top w:w="100" w:type="dxa"/>
@@ -442,18 +465,21 @@
               <w:bottom w:w="100" w:type="dxa"/>
               <w:end w:w="110" w:type="dxa"/>
             </w:tcMar>
+            <w:shd w:fill="F8FAFC"/>
           </w:tcPr>
           <w:p>
             <w:pPr>
               <w:jc w:val="left"/>
             </w:pPr>
+            <w:r/>
             <w:r>
               <w:rPr>
                 <w:rFonts w:ascii="Aptos" w:hAnsi="Aptos"/>
+                <w:b w:val="0"/>
                 <w:color w:val="000000"/>
                 <w:sz w:val="19"/>
               </w:rPr>
-              <w:t>Naveen J; Nidesh N S; Nithish Kumar P</w:t>
+              <w:t>B.Sc. Computer Science with Artificial Intelligence</w:t>
             </w:r>
           </w:p>
         </w:tc>
@@ -477,13 +503,15 @@
             <w:pPr>
               <w:jc w:val="left"/>
             </w:pPr>
+            <w:r/>
             <w:r>
               <w:rPr>
                 <w:rFonts w:ascii="Aptos" w:hAnsi="Aptos"/>
+                <w:b w:val="0"/>
                 <w:color w:val="000000"/>
                 <w:sz w:val="19"/>
               </w:rPr>
-              <w:t>Project scope</w:t>
+              <w:t>Academic Year</w:t>
             </w:r>
           </w:p>
         </w:tc>
@@ -502,13 +530,15 @@
             <w:pPr>
               <w:jc w:val="left"/>
             </w:pPr>
+            <w:r/>
             <w:r>
               <w:rPr>
                 <w:rFonts w:ascii="Aptos" w:hAnsi="Aptos"/>
+                <w:b w:val="0"/>
                 <w:color w:val="000000"/>
                 <w:sz w:val="19"/>
               </w:rPr>
-              <w:t>Backend-only REST API</w:t>
+              <w:t>2024–2027</w:t>
             </w:r>
           </w:p>
         </w:tc>
@@ -520,7 +550,6 @@
         <w:tc>
           <w:tcPr>
             <w:tcW w:type="dxa" w:w="2232"/>
-            <w:shd w:fill="F8FAFC"/>
             <w:vAlign w:val="center"/>
             <w:tcMar>
               <w:top w:w="100" w:type="dxa"/>
@@ -528,25 +557,27 @@
               <w:bottom w:w="100" w:type="dxa"/>
               <w:end w:w="110" w:type="dxa"/>
             </w:tcMar>
+            <w:shd w:fill="F8FAFC"/>
           </w:tcPr>
           <w:p>
             <w:pPr>
               <w:jc w:val="left"/>
             </w:pPr>
+            <w:r/>
             <w:r>
               <w:rPr>
                 <w:rFonts w:ascii="Aptos" w:hAnsi="Aptos"/>
+                <w:b w:val="0"/>
                 <w:color w:val="000000"/>
                 <w:sz w:val="19"/>
               </w:rPr>
-              <w:t>Technology</w:t>
+              <w:t>Faculty Guide</w:t>
             </w:r>
           </w:p>
         </w:tc>
         <w:tc>
           <w:tcPr>
             <w:tcW w:type="dxa" w:w="7560"/>
-            <w:shd w:fill="F8FAFC"/>
             <w:vAlign w:val="center"/>
             <w:tcMar>
               <w:top w:w="100" w:type="dxa"/>
@@ -554,18 +585,21 @@
               <w:bottom w:w="100" w:type="dxa"/>
               <w:end w:w="110" w:type="dxa"/>
             </w:tcMar>
+            <w:shd w:fill="F8FAFC"/>
           </w:tcPr>
           <w:p>
             <w:pPr>
               <w:jc w:val="left"/>
             </w:pPr>
+            <w:r/>
             <w:r>
               <w:rPr>
                 <w:rFonts w:ascii="Aptos" w:hAnsi="Aptos"/>
+                <w:b w:val="0"/>
                 <w:color w:val="000000"/>
                 <w:sz w:val="19"/>
               </w:rPr>
-              <w:t>Node.js, Express.js, MongoDB, Mongoose, JWT and Google Gemini AI</w:t>
+              <w:t>Prof. D Saraswathy</w:t>
             </w:r>
           </w:p>
         </w:tc>
@@ -589,13 +623,15 @@
             <w:pPr>
               <w:jc w:val="left"/>
             </w:pPr>
+            <w:r/>
             <w:r>
               <w:rPr>
                 <w:rFonts w:ascii="Aptos" w:hAnsi="Aptos"/>
+                <w:b w:val="0"/>
                 <w:color w:val="000000"/>
                 <w:sz w:val="19"/>
               </w:rPr>
-              <w:t>Source baseline</w:t>
+              <w:t>Submission Date</w:t>
             </w:r>
           </w:p>
         </w:tc>
@@ -614,9 +650,311 @@
             <w:pPr>
               <w:jc w:val="left"/>
             </w:pPr>
+            <w:r/>
             <w:r>
               <w:rPr>
                 <w:rFonts w:ascii="Aptos" w:hAnsi="Aptos"/>
+                <w:b w:val="0"/>
+                <w:color w:val="000000"/>
+                <w:sz w:val="19"/>
+              </w:rPr>
+            </w:r>
+          </w:p>
+        </w:tc>
+      </w:tr>
+      <w:tr>
+        <w:trPr>
+          <w:cantSplit/>
+        </w:trPr>
+        <w:tc>
+          <w:tcPr>
+            <w:tcW w:type="dxa" w:w="2232"/>
+            <w:vAlign w:val="center"/>
+            <w:tcMar>
+              <w:top w:w="100" w:type="dxa"/>
+              <w:start w:w="110" w:type="dxa"/>
+              <w:bottom w:w="100" w:type="dxa"/>
+              <w:end w:w="110" w:type="dxa"/>
+            </w:tcMar>
+            <w:shd w:fill="F8FAFC"/>
+          </w:tcPr>
+          <w:p>
+            <w:pPr>
+              <w:jc w:val="left"/>
+            </w:pPr>
+            <w:r/>
+            <w:r>
+              <w:rPr>
+                <w:rFonts w:ascii="Aptos" w:hAnsi="Aptos"/>
+                <w:b w:val="0"/>
+                <w:color w:val="000000"/>
+                <w:sz w:val="19"/>
+              </w:rPr>
+              <w:t>Team Leader</w:t>
+            </w:r>
+          </w:p>
+        </w:tc>
+        <w:tc>
+          <w:tcPr>
+            <w:tcW w:type="dxa" w:w="7560"/>
+            <w:vAlign w:val="center"/>
+            <w:tcMar>
+              <w:top w:w="100" w:type="dxa"/>
+              <w:start w:w="110" w:type="dxa"/>
+              <w:bottom w:w="100" w:type="dxa"/>
+              <w:end w:w="110" w:type="dxa"/>
+            </w:tcMar>
+            <w:shd w:fill="F8FAFC"/>
+          </w:tcPr>
+          <w:p>
+            <w:pPr>
+              <w:jc w:val="left"/>
+            </w:pPr>
+            <w:r/>
+            <w:r>
+              <w:rPr>
+                <w:rFonts w:ascii="Aptos" w:hAnsi="Aptos"/>
+                <w:b w:val="0"/>
+                <w:color w:val="000000"/>
+                <w:sz w:val="19"/>
+              </w:rPr>
+              <w:t>Parthiban M (NM ID: 28538B1DB05060E8D804CDAA88169909, Reg: 222401226)</w:t>
+            </w:r>
+          </w:p>
+        </w:tc>
+      </w:tr>
+      <w:tr>
+        <w:trPr>
+          <w:cantSplit/>
+        </w:trPr>
+        <w:tc>
+          <w:tcPr>
+            <w:tcW w:type="dxa" w:w="2232"/>
+            <w:vAlign w:val="center"/>
+            <w:tcMar>
+              <w:top w:w="100" w:type="dxa"/>
+              <w:start w:w="110" w:type="dxa"/>
+              <w:bottom w:w="100" w:type="dxa"/>
+              <w:end w:w="110" w:type="dxa"/>
+            </w:tcMar>
+          </w:tcPr>
+          <w:p>
+            <w:pPr>
+              <w:jc w:val="left"/>
+            </w:pPr>
+            <w:r/>
+            <w:r>
+              <w:rPr>
+                <w:rFonts w:ascii="Aptos" w:hAnsi="Aptos"/>
+                <w:b w:val="0"/>
+                <w:color w:val="000000"/>
+                <w:sz w:val="19"/>
+              </w:rPr>
+              <w:t>Team Members</w:t>
+            </w:r>
+          </w:p>
+        </w:tc>
+        <w:tc>
+          <w:tcPr>
+            <w:tcW w:type="dxa" w:w="7560"/>
+            <w:vAlign w:val="center"/>
+            <w:tcMar>
+              <w:top w:w="100" w:type="dxa"/>
+              <w:start w:w="110" w:type="dxa"/>
+              <w:bottom w:w="100" w:type="dxa"/>
+              <w:end w:w="110" w:type="dxa"/>
+            </w:tcMar>
+          </w:tcPr>
+          <w:p>
+            <w:pPr>
+              <w:jc w:val="left"/>
+            </w:pPr>
+            <w:r/>
+            <w:r>
+              <w:rPr>
+                <w:rFonts w:ascii="Aptos" w:hAnsi="Aptos"/>
+                <w:b w:val="0"/>
+                <w:color w:val="000000"/>
+                <w:sz w:val="19"/>
+              </w:rPr>
+              <w:t>Naveen J (NM ID: 53C2DC1753C6DFDAF8649841B4630C80, Reg: 222401223); Nidesh N S (NM ID: FDE55A8DA9135F6AB7347C01AD1B8A17, Reg: 222401224); Nithish Kumar P (NM ID: BFBD9AD8CEC72229F374877DB82CC0B8, Reg: 222401225)</w:t>
+            </w:r>
+          </w:p>
+        </w:tc>
+      </w:tr>
+      <w:tr>
+        <w:trPr>
+          <w:cantSplit/>
+        </w:trPr>
+        <w:tc>
+          <w:tcPr>
+            <w:tcW w:type="dxa" w:w="2232"/>
+            <w:vAlign w:val="center"/>
+            <w:tcMar>
+              <w:top w:w="100" w:type="dxa"/>
+              <w:start w:w="110" w:type="dxa"/>
+              <w:bottom w:w="100" w:type="dxa"/>
+              <w:end w:w="110" w:type="dxa"/>
+            </w:tcMar>
+            <w:shd w:fill="F8FAFC"/>
+          </w:tcPr>
+          <w:p>
+            <w:pPr>
+              <w:jc w:val="left"/>
+            </w:pPr>
+            <w:r/>
+            <w:r>
+              <w:rPr>
+                <w:rFonts w:ascii="Aptos" w:hAnsi="Aptos"/>
+                <w:b w:val="0"/>
+                <w:color w:val="000000"/>
+                <w:sz w:val="19"/>
+              </w:rPr>
+              <w:t>Project scope</w:t>
+            </w:r>
+          </w:p>
+        </w:tc>
+        <w:tc>
+          <w:tcPr>
+            <w:tcW w:type="dxa" w:w="7560"/>
+            <w:vAlign w:val="center"/>
+            <w:tcMar>
+              <w:top w:w="100" w:type="dxa"/>
+              <w:start w:w="110" w:type="dxa"/>
+              <w:bottom w:w="100" w:type="dxa"/>
+              <w:end w:w="110" w:type="dxa"/>
+            </w:tcMar>
+            <w:shd w:fill="F8FAFC"/>
+          </w:tcPr>
+          <w:p>
+            <w:pPr>
+              <w:jc w:val="left"/>
+            </w:pPr>
+            <w:r/>
+            <w:r>
+              <w:rPr>
+                <w:rFonts w:ascii="Aptos" w:hAnsi="Aptos"/>
+                <w:b w:val="0"/>
+                <w:color w:val="000000"/>
+                <w:sz w:val="19"/>
+              </w:rPr>
+              <w:t>Backend-only REST API</w:t>
+            </w:r>
+          </w:p>
+        </w:tc>
+      </w:tr>
+      <w:tr>
+        <w:trPr>
+          <w:cantSplit/>
+        </w:trPr>
+        <w:tc>
+          <w:tcPr>
+            <w:tcW w:type="dxa" w:w="2232"/>
+            <w:vAlign w:val="center"/>
+            <w:tcMar>
+              <w:top w:w="100" w:type="dxa"/>
+              <w:start w:w="110" w:type="dxa"/>
+              <w:bottom w:w="100" w:type="dxa"/>
+              <w:end w:w="110" w:type="dxa"/>
+            </w:tcMar>
+          </w:tcPr>
+          <w:p>
+            <w:pPr>
+              <w:jc w:val="left"/>
+            </w:pPr>
+            <w:r/>
+            <w:r>
+              <w:rPr>
+                <w:rFonts w:ascii="Aptos" w:hAnsi="Aptos"/>
+                <w:b w:val="0"/>
+                <w:color w:val="000000"/>
+                <w:sz w:val="19"/>
+              </w:rPr>
+              <w:t>Technology</w:t>
+            </w:r>
+          </w:p>
+        </w:tc>
+        <w:tc>
+          <w:tcPr>
+            <w:tcW w:type="dxa" w:w="7560"/>
+            <w:vAlign w:val="center"/>
+            <w:tcMar>
+              <w:top w:w="100" w:type="dxa"/>
+              <w:start w:w="110" w:type="dxa"/>
+              <w:bottom w:w="100" w:type="dxa"/>
+              <w:end w:w="110" w:type="dxa"/>
+            </w:tcMar>
+          </w:tcPr>
+          <w:p>
+            <w:pPr>
+              <w:jc w:val="left"/>
+            </w:pPr>
+            <w:r/>
+            <w:r>
+              <w:rPr>
+                <w:rFonts w:ascii="Aptos" w:hAnsi="Aptos"/>
+                <w:b w:val="0"/>
+                <w:color w:val="000000"/>
+                <w:sz w:val="19"/>
+              </w:rPr>
+              <w:t>Node.js, Express.js, MongoDB, Mongoose, JWT and Google Gemini AI</w:t>
+            </w:r>
+          </w:p>
+        </w:tc>
+      </w:tr>
+      <w:tr>
+        <w:trPr>
+          <w:cantSplit/>
+        </w:trPr>
+        <w:tc>
+          <w:tcPr>
+            <w:tcW w:type="dxa" w:w="2232"/>
+            <w:vAlign w:val="center"/>
+            <w:tcMar>
+              <w:top w:w="100" w:type="dxa"/>
+              <w:start w:w="110" w:type="dxa"/>
+              <w:bottom w:w="100" w:type="dxa"/>
+              <w:end w:w="110" w:type="dxa"/>
+            </w:tcMar>
+            <w:shd w:fill="F8FAFC"/>
+          </w:tcPr>
+          <w:p>
+            <w:pPr>
+              <w:jc w:val="left"/>
+            </w:pPr>
+            <w:r/>
+            <w:r>
+              <w:rPr>
+                <w:rFonts w:ascii="Aptos" w:hAnsi="Aptos"/>
+                <w:b w:val="0"/>
+                <w:color w:val="000000"/>
+                <w:sz w:val="19"/>
+              </w:rPr>
+              <w:t>Source baseline</w:t>
+            </w:r>
+          </w:p>
+        </w:tc>
+        <w:tc>
+          <w:tcPr>
+            <w:tcW w:type="dxa" w:w="7560"/>
+            <w:vAlign w:val="center"/>
+            <w:tcMar>
+              <w:top w:w="100" w:type="dxa"/>
+              <w:start w:w="110" w:type="dxa"/>
+              <w:bottom w:w="100" w:type="dxa"/>
+              <w:end w:w="110" w:type="dxa"/>
+            </w:tcMar>
+            <w:shd w:fill="F8FAFC"/>
+          </w:tcPr>
+          <w:p>
+            <w:pPr>
+              <w:jc w:val="left"/>
+            </w:pPr>
+            <w:r/>
+            <w:r>
+              <w:rPr>
+                <w:rFonts w:ascii="Aptos" w:hAnsi="Aptos"/>
+                <w:b w:val="0"/>
                 <w:color w:val="000000"/>
                 <w:sz w:val="19"/>
               </w:rPr>
@@ -632,7 +970,6 @@
         <w:tc>
           <w:tcPr>
             <w:tcW w:type="dxa" w:w="2232"/>
-            <w:shd w:fill="F8FAFC"/>
             <w:vAlign w:val="center"/>
             <w:tcMar>
               <w:top w:w="100" w:type="dxa"/>
@@ -645,9 +982,11 @@
             <w:pPr>
               <w:jc w:val="left"/>
             </w:pPr>
+            <w:r/>
             <w:r>
               <w:rPr>
                 <w:rFonts w:ascii="Aptos" w:hAnsi="Aptos"/>
+                <w:b w:val="0"/>
                 <w:color w:val="000000"/>
                 <w:sz w:val="19"/>
               </w:rPr>
@@ -658,7 +997,6 @@
         <w:tc>
           <w:tcPr>
             <w:tcW w:type="dxa" w:w="7560"/>
-            <w:shd w:fill="F8FAFC"/>
             <w:vAlign w:val="center"/>
             <w:tcMar>
               <w:top w:w="100" w:type="dxa"/>
@@ -671,13 +1009,15 @@
             <w:pPr>
               <w:jc w:val="left"/>
             </w:pPr>
+            <w:r/>
             <w:r>
               <w:rPr>
                 <w:rFonts w:ascii="Aptos" w:hAnsi="Aptos"/>
+                <w:b w:val="0"/>
                 <w:color w:val="000000"/>
                 <w:sz w:val="19"/>
               </w:rPr>
-              <w:t>Submission-ready technical content; individual academic IDs and final links remain pending</w:t>
+              <w:t>Submission-ready verified technical documentation with complete academic details</w:t>
             </w:r>
           </w:p>
         </w:tc>
@@ -9214,7 +9554,6 @@
         <w:tc>
           <w:tcPr>
             <w:tcW w:type="dxa" w:w="2376"/>
-            <w:shd w:fill="0F766E"/>
             <w:vAlign w:val="center"/>
             <w:tcMar>
               <w:top w:w="100" w:type="dxa"/>
@@ -9222,6 +9561,7 @@
               <w:bottom w:w="100" w:type="dxa"/>
               <w:end w:w="110" w:type="dxa"/>
             </w:tcMar>
+            <w:shd w:fill="16324F"/>
           </w:tcPr>
           <w:p>
             <w:pPr>
@@ -9241,7 +9581,6 @@
         <w:tc>
           <w:tcPr>
             <w:tcW w:type="dxa" w:w="7416"/>
-            <w:shd w:fill="0F766E"/>
             <w:vAlign w:val="center"/>
             <w:tcMar>
               <w:top w:w="100" w:type="dxa"/>
@@ -9249,6 +9588,7 @@
               <w:bottom w:w="100" w:type="dxa"/>
               <w:end w:w="110" w:type="dxa"/>
             </w:tcMar>
+            <w:shd w:fill="16324F"/>
           </w:tcPr>
           <w:p>
             <w:pPr>
@@ -9291,174 +9631,6 @@
                 <w:color w:val="000000"/>
                 <w:sz w:val="17"/>
               </w:rPr>
-              <w:t>Individual identifiers</w:t>
-            </w:r>
-          </w:p>
-        </w:tc>
-        <w:tc>
-          <w:tcPr>
-            <w:tcW w:type="dxa" w:w="7416"/>
-            <w:vAlign w:val="center"/>
-            <w:tcMar>
-              <w:top w:w="100" w:type="dxa"/>
-              <w:start w:w="110" w:type="dxa"/>
-              <w:bottom w:w="100" w:type="dxa"/>
-              <w:end w:w="110" w:type="dxa"/>
-            </w:tcMar>
-          </w:tcPr>
-          <w:p>
-            <w:pPr>
-              <w:jc w:val="left"/>
-            </w:pPr>
-            <w:r>
-              <w:rPr>
-                <w:rFonts w:ascii="Aptos" w:hAnsi="Aptos"/>
-                <w:color w:val="000000"/>
-                <w:sz w:val="17"/>
-              </w:rPr>
-              <w:t>The four names and team designations are included. NM IDs and register or roll numbers were not supplied.</w:t>
-            </w:r>
-          </w:p>
-        </w:tc>
-      </w:tr>
-      <w:tr>
-        <w:trPr>
-          <w:cantSplit/>
-        </w:trPr>
-        <w:tc>
-          <w:tcPr>
-            <w:tcW w:type="dxa" w:w="2376"/>
-            <w:shd w:fill="F8FAFC"/>
-            <w:vAlign w:val="center"/>
-            <w:tcMar>
-              <w:top w:w="100" w:type="dxa"/>
-              <w:start w:w="110" w:type="dxa"/>
-              <w:bottom w:w="100" w:type="dxa"/>
-              <w:end w:w="110" w:type="dxa"/>
-            </w:tcMar>
-          </w:tcPr>
-          <w:p>
-            <w:pPr>
-              <w:jc w:val="left"/>
-            </w:pPr>
-            <w:r>
-              <w:rPr>
-                <w:rFonts w:ascii="Aptos" w:hAnsi="Aptos"/>
-                <w:color w:val="000000"/>
-                <w:sz w:val="17"/>
-              </w:rPr>
-              <w:t>Institution details</w:t>
-            </w:r>
-          </w:p>
-        </w:tc>
-        <w:tc>
-          <w:tcPr>
-            <w:tcW w:type="dxa" w:w="7416"/>
-            <w:shd w:fill="F8FAFC"/>
-            <w:vAlign w:val="center"/>
-            <w:tcMar>
-              <w:top w:w="100" w:type="dxa"/>
-              <w:start w:w="110" w:type="dxa"/>
-              <w:bottom w:w="100" w:type="dxa"/>
-              <w:end w:w="110" w:type="dxa"/>
-            </w:tcMar>
-          </w:tcPr>
-          <w:p>
-            <w:pPr>
-              <w:jc w:val="left"/>
-            </w:pPr>
-            <w:r>
-              <w:rPr>
-                <w:rFonts w:ascii="Aptos" w:hAnsi="Aptos"/>
-                <w:color w:val="000000"/>
-                <w:sz w:val="17"/>
-              </w:rPr>
-              <w:t>College name, academic year, guide or mentor name and official submission date need confirmation.</w:t>
-            </w:r>
-          </w:p>
-        </w:tc>
-      </w:tr>
-      <w:tr>
-        <w:trPr>
-          <w:cantSplit/>
-        </w:trPr>
-        <w:tc>
-          <w:tcPr>
-            <w:tcW w:type="dxa" w:w="2376"/>
-            <w:vAlign w:val="center"/>
-            <w:tcMar>
-              <w:top w:w="100" w:type="dxa"/>
-              <w:start w:w="110" w:type="dxa"/>
-              <w:bottom w:w="100" w:type="dxa"/>
-              <w:end w:w="110" w:type="dxa"/>
-            </w:tcMar>
-          </w:tcPr>
-          <w:p>
-            <w:pPr>
-              <w:jc w:val="left"/>
-            </w:pPr>
-            <w:r>
-              <w:rPr>
-                <w:rFonts w:ascii="Aptos" w:hAnsi="Aptos"/>
-                <w:color w:val="000000"/>
-                <w:sz w:val="17"/>
-              </w:rPr>
-              <w:t>Responsibility allocation</w:t>
-            </w:r>
-          </w:p>
-        </w:tc>
-        <w:tc>
-          <w:tcPr>
-            <w:tcW w:type="dxa" w:w="7416"/>
-            <w:vAlign w:val="center"/>
-            <w:tcMar>
-              <w:top w:w="100" w:type="dxa"/>
-              <w:start w:w="110" w:type="dxa"/>
-              <w:bottom w:w="100" w:type="dxa"/>
-              <w:end w:w="110" w:type="dxa"/>
-            </w:tcMar>
-          </w:tcPr>
-          <w:p>
-            <w:pPr>
-              <w:jc w:val="left"/>
-            </w:pPr>
-            <w:r>
-              <w:rPr>
-                <w:rFonts w:ascii="Aptos" w:hAnsi="Aptos"/>
-                <w:color w:val="000000"/>
-                <w:sz w:val="17"/>
-              </w:rPr>
-              <w:t>Team Leader and Team Member designations are recorded, but module ownership and task responsibilities were not supplied.</w:t>
-            </w:r>
-          </w:p>
-        </w:tc>
-      </w:tr>
-      <w:tr>
-        <w:trPr>
-          <w:cantSplit/>
-        </w:trPr>
-        <w:tc>
-          <w:tcPr>
-            <w:tcW w:type="dxa" w:w="2376"/>
-            <w:shd w:fill="F8FAFC"/>
-            <w:vAlign w:val="center"/>
-            <w:tcMar>
-              <w:top w:w="100" w:type="dxa"/>
-              <w:start w:w="110" w:type="dxa"/>
-              <w:bottom w:w="100" w:type="dxa"/>
-              <w:end w:w="110" w:type="dxa"/>
-            </w:tcMar>
-          </w:tcPr>
-          <w:p>
-            <w:pPr>
-              <w:jc w:val="left"/>
-            </w:pPr>
-            <w:r>
-              <w:rPr>
-                <w:rFonts w:ascii="Aptos" w:hAnsi="Aptos"/>
-                <w:color w:val="000000"/>
-                <w:sz w:val="17"/>
-              </w:rPr>
               <w:t>Repository</w:t>
             </w:r>
           </w:p>
@@ -9466,7 +9638,6 @@
         <w:tc>
           <w:tcPr>
             <w:tcW w:type="dxa" w:w="7416"/>
-            <w:shd w:fill="F8FAFC"/>
             <w:vAlign w:val="center"/>
             <w:tcMar>
               <w:top w:w="100" w:type="dxa"/>
@@ -9504,6 +9675,7 @@
               <w:bottom w:w="100" w:type="dxa"/>
               <w:end w:w="110" w:type="dxa"/>
             </w:tcMar>
+            <w:shd w:fill="F8FAFC"/>
           </w:tcPr>
           <w:p>
             <w:pPr>
@@ -9529,6 +9701,7 @@
               <w:bottom w:w="100" w:type="dxa"/>
               <w:end w:w="110" w:type="dxa"/>
             </w:tcMar>
+            <w:shd w:fill="F8FAFC"/>
           </w:tcPr>
           <w:p>
             <w:pPr>
@@ -9552,7 +9725,6 @@
         <w:tc>
           <w:tcPr>
             <w:tcW w:type="dxa" w:w="2376"/>
-            <w:shd w:fill="F8FAFC"/>
             <w:vAlign w:val="center"/>
             <w:tcMar>
               <w:top w:w="100" w:type="dxa"/>
@@ -9578,7 +9750,6 @@
         <w:tc>
           <w:tcPr>
             <w:tcW w:type="dxa" w:w="7416"/>
-            <w:shd w:fill="F8FAFC"/>
             <w:vAlign w:val="center"/>
             <w:tcMar>
               <w:top w:w="100" w:type="dxa"/>
